--- a/az/discovery-articles/6.22 Elektron poçt.docx
+++ b/az/discovery-articles/6.22 Elektron poçt.docx
@@ -4,580 +4,386 @@
   <w:body>
     <w:p>
       <w:pPr>
-        <w:keepNext/>
-        <w:spacing w:before="280" w:after="120"/>
+        <w:pStyle w:val="Title"/>
+        <w:widowControl/>
       </w:pPr>
       <w:r>
-        <w:rPr>
-          <w:rFonts w:ascii="Calibri" w:hAnsi="Calibri" w:eastAsia="Calibri"/>
-          <w:b/>
-          <w:i w:val="0"/>
-          <w:color w:val="004E8C"/>
-          <w:sz w:val="44"/>
-        </w:rPr>
         <w:t>6.22 Elektron poçt</w:t>
       </w:r>
     </w:p>
     <w:p>
       <w:pPr>
-        <w:spacing w:after="80"/>
+        <w:keepNext/>
+        <w:widowControl/>
       </w:pPr>
       <w:r>
         <w:rPr>
-          <w:rFonts w:ascii="Calibri" w:hAnsi="Calibri" w:eastAsia="Calibri"/>
-          <w:b w:val="0"/>
-          <w:i/>
-          <w:color w:val="505050"/>
-          <w:sz w:val="22"/>
+          <w:sz w:val="20"/>
         </w:rPr>
-        <w:t>6. Rəqəmsal texnologiyalar, kosmos və rabitə</w:t>
-      </w:r>
-    </w:p>
-    <w:p>
-      <w:pPr>
-        <w:spacing w:after="200"/>
-      </w:pPr>
-      <w:r>
-        <w:rPr>
-          <w:rFonts w:ascii="Calibri" w:hAnsi="Calibri" w:eastAsia="Calibri"/>
-          <w:b w:val="0"/>
-          <w:i/>
-          <w:sz w:val="22"/>
-        </w:rPr>
-        <w:t>Dövr: təxminən 1971-ci il (Tomlinsonun şəbəkə poçtu); 1980–1990-cı illərdə internetdə kütləvi yayılma | Əsas simalar: Rey Tomlinson; daha əvvəlki vaxt bölgülü sistemlərdə mesajlaşma; sonrakı dövrdə SMTP və əlaqəli protokollar üçün IETF standartları</w:t>
-      </w:r>
-    </w:p>
-    <w:p>
-      <w:pPr>
-        <w:spacing w:after="160" w:line="276" w:lineRule="auto"/>
-      </w:pPr>
-      <w:r>
-        <w:rPr>
-          <w:rFonts w:ascii="Calibri" w:hAnsi="Calibri" w:eastAsia="Calibri"/>
-          <w:b w:val="0"/>
-          <w:i w:val="0"/>
-          <w:sz w:val="22"/>
-        </w:rPr>
-        <w:t>Elektron poçt yazılı mesajı rəqəmsal mətn şəklində göndərir və istifadəçi onu açanadək poçt qutusunda saxlayır. @ işarəli ünvan kompüterləri poçt məntəqələrinə çevirdi, işgüzar və şəxsi yazışmaları yenidən formalaşdırdı.</w:t>
+        <w:t>6 Rəqəmsal texnologiyalar kosmos və rabitə</w:t>
       </w:r>
     </w:p>
     <w:p>
       <w:pPr>
         <w:keepNext/>
-        <w:spacing w:before="240" w:after="120"/>
+        <w:widowControl/>
       </w:pPr>
       <w:r>
         <w:rPr>
-          <w:rFonts w:ascii="Calibri" w:hAnsi="Calibri" w:eastAsia="Calibri"/>
-          <w:b/>
-          <w:i w:val="0"/>
-          <w:color w:val="004E8C"/>
-          <w:sz w:val="28"/>
+          <w:sz w:val="20"/>
         </w:rPr>
-        <w:t>Əsas faktlar</w:t>
+        <w:t>Dövr: təxminən 1971 (Tomlinsonun şəbəkə poçtu); 1980–1990-cı illərdə internetdə kütləvi yayılma | Əsas şəxslər və töhfələr: Rey Tomlinson; əvvəlki ortaq kompüter mesajlaşması; İnternet Mühəndisliyi İşçi Qrupunun (IETF) SMTP və əlaqəli protokol standartları</w:t>
+      </w:r>
+    </w:p>
+    <w:p>
+      <w:pPr>
+        <w:widowControl/>
+      </w:pPr>
+      <w:r>
+        <w:t>Elektron poçt yazılı mesajı rəqəmsal mətn kimi göndərir; mesaj siz açanadək poçt qutusunda gözləyir. @ işarəli ünvan kompüterləri məktubun çatdığı məntəqələrə çevirdi, iş və şəxsi yazışmanı dəyişdi.</w:t>
+      </w:r>
+    </w:p>
+    <w:p>
+      <w:pPr>
+        <w:pStyle w:val="Heading1"/>
+        <w:widowControl/>
+      </w:pPr>
+      <w:r>
+        <w:t>Əsas məlumatlar</w:t>
       </w:r>
     </w:p>
     <w:p>
       <w:pPr>
         <w:pStyle w:val="ListBullet"/>
+        <w:widowControl/>
       </w:pPr>
       <w:r>
-        <w:rPr>
-          <w:rFonts w:ascii="Calibri" w:hAnsi="Calibri" w:eastAsia="Calibri"/>
-          <w:b w:val="0"/>
-          <w:i w:val="0"/>
-          <w:sz w:val="22"/>
-        </w:rPr>
-        <w:t>Rey Tomlinson təxminən 1971-ci ildə ARPANET üzərindən ilk şəbəkə elektron məktublarından birini göndərdi və ünvanlarda @ işarəsini seçdi</w:t>
+        <w:t>Rey Tomlinson təxminən 1971-ci ildə ARPANET — ABŞ-ın Perspektiv Tədqiqat Layihələri Agentliyinin şəbəkəsi üzərindən erkən elektron məktublar göndərdi və ünvanlarda @ işarəsini seçdi.</w:t>
       </w:r>
     </w:p>
     <w:p>
       <w:pPr>
         <w:pStyle w:val="ListBullet"/>
+        <w:widowControl/>
       </w:pPr>
       <w:r>
-        <w:rPr>
-          <w:rFonts w:ascii="Calibri" w:hAnsi="Calibri" w:eastAsia="Calibri"/>
-          <w:b w:val="0"/>
-          <w:i w:val="0"/>
-          <w:sz w:val="22"/>
-        </w:rPr>
-        <w:t>Elektron poçt asinxrondur: göndərənlə alanın eyni anda internetdə olması tələb edilmir</w:t>
+        <w:t>Elektron poçt asinxrondur: göndərənlə alanın eyni vaxtda şəbəkədə olması lazım deyil.</w:t>
       </w:r>
     </w:p>
     <w:p>
       <w:pPr>
         <w:pStyle w:val="ListBullet"/>
+        <w:widowControl/>
       </w:pPr>
       <w:r>
-        <w:rPr>
-          <w:rFonts w:ascii="Calibri" w:hAnsi="Calibri" w:eastAsia="Calibri"/>
-          <w:b w:val="0"/>
-          <w:i w:val="0"/>
-          <w:sz w:val="22"/>
-        </w:rPr>
-        <w:t>SMTP və əlaqəli standartlar məktubların müxtəlif sistemlər arasında ötürülməsini təmin etdi</w:t>
+        <w:t>Sadə Poçt Ötürmə Protokolu — SMTP və əlaqəli standartlar müxtəlif sistemlər arasında məktub mübadiləsini mümkün etdi.</w:t>
       </w:r>
     </w:p>
     <w:p>
       <w:pPr>
         <w:pStyle w:val="ListBullet"/>
+        <w:widowControl/>
       </w:pPr>
       <w:r>
-        <w:rPr>
-          <w:rFonts w:ascii="Calibri" w:hAnsi="Calibri" w:eastAsia="Calibri"/>
-          <w:b w:val="0"/>
-          <w:i w:val="0"/>
-          <w:sz w:val="22"/>
-        </w:rPr>
-        <w:t>Qoşmalar, veb-poçt və mobil tətbiqlər eyni əsas ideyanı genişləndirdi</w:t>
+        <w:t>Fayl əlavələri, brauzerdən istifadə edilən poçt və mobil tətbiqlər eyni əsas ideyanı genişləndirdi.</w:t>
       </w:r>
     </w:p>
     <w:p>
       <w:pPr>
         <w:pStyle w:val="ListBullet"/>
+        <w:widowControl/>
       </w:pPr>
       <w:r>
-        <w:rPr>
-          <w:rFonts w:ascii="Calibri" w:hAnsi="Calibri" w:eastAsia="Calibri"/>
-          <w:b w:val="0"/>
-          <w:i w:val="0"/>
-          <w:sz w:val="22"/>
-        </w:rPr>
-        <w:t>Söhbət tətbiqlərinin sayı artsa da, elektron poçt iş yerlərində əsas ünsiyyət vasitəsi olaraq qalır</w:t>
+        <w:t>Söhbət tətbiqləri artsa da, elektron poçt iş yerlərində əsas vasitələrdən biridir.</w:t>
       </w:r>
     </w:p>
     <w:p>
       <w:pPr>
-        <w:keepNext/>
-        <w:spacing w:before="240" w:after="120"/>
+        <w:pStyle w:val="Heading1"/>
+        <w:widowControl/>
       </w:pPr>
       <w:r>
-        <w:rPr>
-          <w:rFonts w:ascii="Calibri" w:hAnsi="Calibri" w:eastAsia="Calibri"/>
-          <w:b/>
-          <w:i w:val="0"/>
-          <w:color w:val="004E8C"/>
-          <w:sz w:val="28"/>
-        </w:rPr>
         <w:t>Bu nədir</w:t>
       </w:r>
     </w:p>
     <w:p>
       <w:pPr>
-        <w:spacing w:after="160" w:line="276" w:lineRule="auto"/>
+        <w:widowControl/>
       </w:pPr>
       <w:r>
-        <w:rPr>
-          <w:rFonts w:ascii="Calibri" w:hAnsi="Calibri" w:eastAsia="Calibri"/>
-          <w:b w:val="0"/>
-          <w:i w:val="0"/>
-          <w:sz w:val="22"/>
-        </w:rPr>
-        <w:t>Elektron poçt ünvanla tanınan kompüter istifadəçiləri arasında mətn, sonralar isə fayl göndərən sistemdir. Mesajlar “saxla və ötür” prinsipi ilə mərhələlərlə hərəkət edir, oxunanadək poçt qutusunda qalır; buna görə söhbətin canlı aparılması vacib deyil. Başlıqlar, qovluqlar və spam filtrləri nəhəng mesaj axınını təşkil edir. Gündəlik dillə desək, elektron poçt elektrik sürəti ilə hərəkət edən və hər nüsxəsinin göndərilməsi demək olar ki, heç nəyə başa gəlməyən məktubdur.</w:t>
+        <w:t>Elektron poçt ünvanla müəyyənləşdirilən kompüter istifadəçiləri arasında mətn, sonralar isə fayl göndərən sistemdir. Mesaj aralıq məntəqələrdə saxlanıb növbəti məntəqəyə ötürülür və oxunanadək poçt qutusunda qalır. Buna görə söhbətin canlı aparılması lazım deyil. Məktub başlıqları, qovluqlar və arzuolunmaz reklamları ayıran spam filtrləri mesaj axınını nizamlamağa kömək edir. Gündəlik dillə desək, bu, elektron sürətlə gedən və hər nüsxəsinin xərci çox az olan məktubdur.</w:t>
       </w:r>
     </w:p>
     <w:p>
       <w:pPr>
-        <w:keepNext/>
-        <w:spacing w:before="240" w:after="120"/>
+        <w:pStyle w:val="Heading1"/>
+        <w:widowControl/>
       </w:pPr>
       <w:r>
-        <w:rPr>
-          <w:rFonts w:ascii="Calibri" w:hAnsi="Calibri" w:eastAsia="Calibri"/>
-          <w:b/>
-          <w:i w:val="0"/>
-          <w:color w:val="004E8C"/>
-          <w:sz w:val="28"/>
-        </w:rPr>
-        <w:t>Onu kim kəşf və ya ixtira edib</w:t>
+        <w:t>Kim kəşf edib və ya yaradıb</w:t>
       </w:r>
     </w:p>
     <w:p>
       <w:pPr>
-        <w:spacing w:after="160" w:line="276" w:lineRule="auto"/>
+        <w:widowControl/>
       </w:pPr>
       <w:r>
-        <w:rPr>
-          <w:rFonts w:ascii="Calibri" w:hAnsi="Calibri" w:eastAsia="Calibri"/>
-          <w:b w:val="0"/>
-          <w:i w:val="0"/>
-          <w:sz w:val="22"/>
-        </w:rPr>
-        <w:t>Şəbəkədən əvvəl eyni vaxt bölgülü sistemlərdə yerli mesajlaşma mövcud idi. Rey Tomlinson ARPANET kompüterləri arasında poçt əlaqəsi yaratdı və istifadəçi@kompüter ünvanlamasını məşhurlaşdırdı. Müxtəlif sistemlərin birgə işləməsini təmin edən müştəri proqramlarını, serverləri və RFC sənədlərini çoxsaylı mühəndis hazırladı. Tomlinson bu tarixin rəmzi adıdır, gələnlər qutusu isə ortaq standartlar üzərində qurulub.</w:t>
+        <w:t>Şəbəkələrdən əvvəl də bir neçə istifadəçinin vaxtını bölüşdüyü eyni kompüterdə yerli mesajlaşma vardı. Rey Tomlinson ARPANET kompüterləri arasında poçt əlaqəsi yaratdı və istifadəçi@kompüter ünvan formasını yaydı. Çoxsaylı mühəndislər poçt proqramları, serverlər və sistemlərin birgə işləməsini təmin edən RFC sənədləri hazırladılar. RFC ingiliscə «Request for Comments» — müzakirə və rəylər üçün təqdim olunan texniki sənəd deməkdir. Tomlinson bu tarixdə rəmzi addır, amma poçt qutusu ortaq standartların məhsuludur.</w:t>
       </w:r>
     </w:p>
     <w:p>
       <w:pPr>
-        <w:keepNext/>
-        <w:spacing w:before="240" w:after="120"/>
+        <w:pStyle w:val="Heading1"/>
+        <w:widowControl/>
       </w:pPr>
       <w:r>
-        <w:rPr>
-          <w:rFonts w:ascii="Calibri" w:hAnsi="Calibri" w:eastAsia="Calibri"/>
-          <w:b/>
-          <w:i w:val="0"/>
-          <w:color w:val="004E8C"/>
-          <w:sz w:val="28"/>
-        </w:rPr>
-        <w:t>Nə vaxt və necə meydana gəlib</w:t>
+        <w:t>Nə vaxt və necə yaranıb</w:t>
       </w:r>
     </w:p>
     <w:p>
       <w:pPr>
-        <w:spacing w:after="160" w:line="276" w:lineRule="auto"/>
+        <w:widowControl/>
       </w:pPr>
       <w:r>
-        <w:rPr>
-          <w:rFonts w:ascii="Calibri" w:hAnsi="Calibri" w:eastAsia="Calibri"/>
-          <w:b w:val="0"/>
-          <w:i w:val="0"/>
-          <w:sz w:val="22"/>
-        </w:rPr>
-        <w:t>1971-ci ildən sonra elektron poçt əvvəlcə tədqiqatçılar, 1980-ci illərdə isə universitet və şirkətlər arasında yayıldı. 1990-cı illərdə internetin böyüməsi və kommersiya təminatçıları elektron poçt ünvanını adi insanların istifadəsinə verdi. Veb-poçt və smartfonlar gələnlər qutusunu iş masasından ayırdı. Mesaj sayı kəskin artdı; uğurun paraziti kimi spam və fişinq də yarandı. Əsas model isə dəyişmədi: qlobal miqyasda asinxron yazılı ünsiyyət.</w:t>
+        <w:t>1971-ci ildən sonra elektron poçt tədqiqatçılar arasında, 1980-ci illərdə isə universitet və şirkətlərdə yayıldı. 1990-cı illərdə internetin və kommersiya provayderlərinin böyüməsi adi insanlara da ünvan verdi. Veb-poçt və smartfonlar poçt qutusunu ofis masasından ayırdı. Məktubların sayı sürətlə artdı; spam və saxta mesajla məlumat ələ keçirməyə çalışan fişinq də yayıldı. Əsas model dəyişmədi: dünya miqyasında eyni vaxtda iştirak tələb etməyən yazılı ünsiyyət.</w:t>
       </w:r>
     </w:p>
     <w:p>
       <w:pPr>
-        <w:keepNext/>
-        <w:spacing w:before="240" w:after="120"/>
+        <w:pStyle w:val="Heading1"/>
+        <w:widowControl/>
       </w:pPr>
       <w:r>
-        <w:rPr>
-          <w:rFonts w:ascii="Calibri" w:hAnsi="Calibri" w:eastAsia="Calibri"/>
-          <w:b/>
-          <w:i w:val="0"/>
-          <w:color w:val="004E8C"/>
-          <w:sz w:val="28"/>
-        </w:rPr>
-        <w:t>Elmi baxımdan əhəmiyyəti</w:t>
+        <w:t>Elm üçün əhəmiyyəti</w:t>
       </w:r>
     </w:p>
     <w:p>
       <w:pPr>
-        <w:spacing w:after="160" w:line="276" w:lineRule="auto"/>
+        <w:widowControl/>
       </w:pPr>
       <w:r>
-        <w:rPr>
-          <w:rFonts w:ascii="Calibri" w:hAnsi="Calibri" w:eastAsia="Calibri"/>
-          <w:b w:val="0"/>
-          <w:i w:val="0"/>
-          <w:sz w:val="22"/>
-        </w:rPr>
-        <w:t>Elektron poçt etibarlı “saxla və ötür” şəbəkəsini, ünvanlama üsullarını, sonralar isə rəqəmsal imza və şifrələmə əlavələrini zəruri etdi. O, sistemin bir hissəsi sıradan çıxsa belə işləməli olan protokollar üçün nümunədir. İnformasiya həddindən artıqlığı və mesajların sıralanması gələnlər qutusunda yaranmış tədqiqat mövzularına çevrildi. Elektron poçt bir-birindən asılılığı az olan mesajların paylanmış işi vahid prosesdə birləşdirə bildiyini sübut etdi.</w:t>
+        <w:t>Elektron poçt etibarlı saxla-və-ötür şəbəkələrini, ünvanlama qaydalarını, daha sonra rəqəmsal imza və şifrələmə əlavələrini tələb etdi. O, sistemin bir hissəsi sıradan çıxanda da işləməli olan protokollara nümunədir. Məlumat çoxluğu və mesajların əhəmiyyətinə görə sıralanması poçt qutusundan doğan tədqiqat problemlərinə çevrildi. Elektron poçt birbaşa, eyni vaxtlı əlaqə tələb etməyən mesajların müxtəlif yerlərdə görülən işi birləşdirə bildiyini göstərdi.</w:t>
       </w:r>
     </w:p>
     <w:p>
       <w:pPr>
-        <w:keepNext/>
-        <w:spacing w:before="240" w:after="120"/>
+        <w:pStyle w:val="Heading1"/>
+        <w:widowControl/>
       </w:pPr>
       <w:r>
-        <w:rPr>
-          <w:rFonts w:ascii="Calibri" w:hAnsi="Calibri" w:eastAsia="Calibri"/>
-          <w:b/>
-          <w:i w:val="0"/>
-          <w:color w:val="004E8C"/>
-          <w:sz w:val="28"/>
-        </w:rPr>
-        <w:t>Sonrakı inkişaflara necə təsir göstərib</w:t>
+        <w:t>Sonrakı inkişafa təsiri</w:t>
       </w:r>
     </w:p>
     <w:p>
       <w:pPr>
-        <w:spacing w:after="160" w:line="276" w:lineRule="auto"/>
+        <w:widowControl/>
       </w:pPr>
       <w:r>
-        <w:rPr>
-          <w:rFonts w:ascii="Calibri" w:hAnsi="Calibri" w:eastAsia="Calibri"/>
-          <w:b w:val="0"/>
-          <w:i w:val="0"/>
-          <w:sz w:val="22"/>
-        </w:rPr>
-        <w:t>Forum yazıları, SMS və söhbət tətbiqləri asinxron müzakirə zəncirini elektron poçtdan götürüb. Şirkətlərin iş axını, müraciət biletləri və bildirişlər hələ də elektron poçtla yönləndirilir. Parolun sıfırlanması və qəbzlər kimi kimlik təsdiqləri ünvan sahibinə bağlıdır. Müasir mesajlaşma sistemləri elektron poçtun qarışıqlığından uzaqlaşmağa çalışarkən onun əhatə dairəsini təqlid edir. Vizit kartındakı @ işarəsi artıq infrastrukturdur.</w:t>
+        <w:t>Forum yazıları, qısa mesaj xidməti — SMS və söhbət tətbiqləri asinxron yazışma prinsipindən faydalanır. Şirkətlərin iş axınları, xidmət sorğuları və bildirişləri hələ də poçtdan keçir. Parolun bərpası və qəbzlərin alınması kimi kimliklə bağlı işlər ünvana sahib olmaqdan asılıdır. Müasir mesajlaşma çox vaxt elektron poçtun geniş əhatəsini saxlayıb qarışıqlığından qurtulmağa çalışır. Vizit kartındakı @ işarəsinin arxasında bütöv infrastruktur dayanır.</w:t>
       </w:r>
     </w:p>
     <w:p>
       <w:pPr>
-        <w:keepNext/>
-        <w:spacing w:before="240" w:after="120"/>
+        <w:pStyle w:val="Heading1"/>
+        <w:widowControl/>
       </w:pPr>
       <w:r>
-        <w:rPr>
-          <w:rFonts w:ascii="Calibri" w:hAnsi="Calibri" w:eastAsia="Calibri"/>
-          <w:b/>
-          <w:i w:val="0"/>
-          <w:color w:val="004E8C"/>
-          <w:sz w:val="28"/>
-        </w:rPr>
         <w:t>İnsan həyatını necə dəyişib</w:t>
       </w:r>
     </w:p>
     <w:p>
       <w:pPr>
-        <w:spacing w:after="160" w:line="276" w:lineRule="auto"/>
+        <w:widowControl/>
       </w:pPr>
       <w:r>
-        <w:rPr>
-          <w:rFonts w:ascii="Calibri" w:hAnsi="Calibri" w:eastAsia="Calibri"/>
-          <w:b w:val="0"/>
-          <w:i w:val="0"/>
-          <w:sz w:val="22"/>
-        </w:rPr>
-        <w:t>Ofis işi gələnlər qutusu ətrafında yenidən quruldu, axşamlar isə oxunmamış mesaj nişanları ilə doldu. Okeanlarla ayrılan ailələr ucuz gündəlik əlaqə saxladılar. Kağız məktublarla müqayisədə rəsmilik azaldı, sonra yeni etiket qaydaları yarandı. Sevgi məktubları və iş təklifləri ilə eyni kanaldan dələduzluq mesajları da gəldi. Yarım əsrdir ki, təşkilatlar insanlarla rəsmi ünsiyyəti əsasən elektron poçtla aparır.</w:t>
+        <w:t>Ofis işi gələn məktublar ətrafında quruldu, axşamlar da oxunmamış mesajlarla doldu. Okeanlarla ayrılmış ailələr ucuz gündəlik əlaqə saxladılar. Kağız məktuba xas rəsmilik əvvəl zəiflədi, sonra yeni yazışma qaydaları yarandı. Sevgi məktubları və iş təklifləri ilə eyni kanaldan dələduzluq da gəldi. Yarım əsrdir ki, qurumların insanlarla rəsmi ünsiyyətinin əsas yollarından biri elektron poçtdur.</w:t>
       </w:r>
     </w:p>
     <w:p>
       <w:pPr>
-        <w:keepNext/>
-        <w:spacing w:before="240" w:after="120"/>
+        <w:pStyle w:val="Heading1"/>
+        <w:widowControl/>
       </w:pPr>
       <w:r>
-        <w:rPr>
-          <w:rFonts w:ascii="Calibri" w:hAnsi="Calibri" w:eastAsia="Calibri"/>
-          <w:b/>
-          <w:i w:val="0"/>
-          <w:color w:val="004E8C"/>
-          <w:sz w:val="28"/>
-        </w:rPr>
         <w:t>Mənbələr və istinadlar</w:t>
       </w:r>
     </w:p>
     <w:p>
       <w:pPr>
-        <w:keepNext/>
-        <w:spacing w:before="240" w:after="120"/>
+        <w:pStyle w:val="Heading2"/>
+        <w:widowControl/>
       </w:pPr>
       <w:r>
         <w:rPr>
-          <w:rFonts w:ascii="Calibri" w:hAnsi="Calibri" w:eastAsia="Calibri"/>
-          <w:b/>
-          <w:i w:val="0"/>
-          <w:color w:val="004E8C"/>
-          <w:sz w:val="24"/>
+          <w:sz w:val="20"/>
         </w:rPr>
-        <w:t>A. Kitablar və əsas elmi əsərlər</w:t>
+        <w:t>A Kitablar və əsas elmi əsərlər</w:t>
       </w:r>
     </w:p>
     <w:p>
       <w:pPr>
-        <w:spacing w:after="80"/>
-        <w:ind w:left="360"/>
+        <w:widowControl/>
       </w:pPr>
       <w:r>
         <w:rPr>
-          <w:rFonts w:ascii="Calibri" w:hAnsi="Calibri" w:eastAsia="Calibri"/>
-          <w:b w:val="0"/>
-          <w:i w:val="0"/>
-          <w:sz w:val="22"/>
+          <w:sz w:val="20"/>
         </w:rPr>
         <w:t>1. Abbate, Janet. Inventing the Internet. Cambridge, MA: MIT Press, 1999.</w:t>
       </w:r>
     </w:p>
     <w:p>
       <w:pPr>
-        <w:keepNext/>
-        <w:spacing w:before="240" w:after="120"/>
+        <w:pStyle w:val="Heading2"/>
+        <w:widowControl/>
       </w:pPr>
       <w:r>
         <w:rPr>
-          <w:rFonts w:ascii="Calibri" w:hAnsi="Calibri" w:eastAsia="Calibri"/>
-          <w:b/>
-          <w:i w:val="0"/>
-          <w:color w:val="004E8C"/>
-          <w:sz w:val="24"/>
+          <w:sz w:val="20"/>
         </w:rPr>
-        <w:t>C. Təşkilatların materialları və ensiklopedik mənbələr</w:t>
+        <w:t>C Qurumların materialları və ensiklopedik mənbələr</w:t>
       </w:r>
     </w:p>
     <w:p>
       <w:pPr>
-        <w:spacing w:after="80"/>
-        <w:ind w:left="360"/>
+        <w:widowControl/>
       </w:pPr>
       <w:r>
         <w:rPr>
-          <w:rFonts w:ascii="Calibri" w:hAnsi="Calibri" w:eastAsia="Calibri"/>
-          <w:b w:val="0"/>
-          <w:i w:val="0"/>
-          <w:sz w:val="22"/>
+          <w:sz w:val="20"/>
         </w:rPr>
-        <w:t>1. Encyclopaedia Britannica. “Email” (“Elektron poçt”).</w:t>
-      </w:r>
-      <w:r>
-        <w:rPr>
-          <w:rFonts w:ascii="Calibri" w:hAnsi="Calibri" w:eastAsia="Calibri"/>
-          <w:b w:val="0"/>
-          <w:i w:val="0"/>
-          <w:sz w:val="22"/>
-        </w:rPr>
-        <w:t xml:space="preserve"> </w:t>
+        <w:t xml:space="preserve">1. Encyclopaedia Britannica. 'Email.' </w:t>
       </w:r>
       <w:hyperlink r:id="rId9">
         <w:r>
           <w:rPr>
-            <w:rFonts w:ascii="Calibri" w:hAnsi="Calibri" w:eastAsia="Calibri"/>
-            <w:b w:val="0"/>
-            <w:i w:val="0"/>
-            <w:sz w:val="22"/>
-            <w:color w:val="0563C1"/>
-            <w:u w:val="single"/>
+            <w:sz w:val="20"/>
           </w:rPr>
           <w:t>https://www.britannica.com/technology/email</w:t>
         </w:r>
       </w:hyperlink>
+      <w:r>
+        <w:rPr>
+          <w:sz w:val="20"/>
+        </w:rPr>
+      </w:r>
     </w:p>
     <w:p>
       <w:pPr>
-        <w:spacing w:after="80"/>
-        <w:ind w:left="360"/>
+        <w:widowControl/>
       </w:pPr>
       <w:r>
         <w:rPr>
-          <w:rFonts w:ascii="Calibri" w:hAnsi="Calibri" w:eastAsia="Calibri"/>
-          <w:b w:val="0"/>
-          <w:i w:val="0"/>
-          <w:sz w:val="22"/>
+          <w:sz w:val="20"/>
         </w:rPr>
-        <w:t>2. Internet Hall of Fame. Raymond Tomlinson.</w:t>
-      </w:r>
-      <w:r>
-        <w:rPr>
-          <w:rFonts w:ascii="Calibri" w:hAnsi="Calibri" w:eastAsia="Calibri"/>
-          <w:b w:val="0"/>
-          <w:i w:val="0"/>
-          <w:sz w:val="22"/>
-        </w:rPr>
-        <w:t xml:space="preserve"> </w:t>
+        <w:t xml:space="preserve">2. Internet Hall of Fame. Raymond Tomlinson. </w:t>
       </w:r>
       <w:hyperlink r:id="rId10">
         <w:r>
           <w:rPr>
-            <w:rFonts w:ascii="Calibri" w:hAnsi="Calibri" w:eastAsia="Calibri"/>
-            <w:b w:val="0"/>
-            <w:i w:val="0"/>
-            <w:sz w:val="22"/>
-            <w:color w:val="0563C1"/>
-            <w:u w:val="single"/>
+            <w:sz w:val="20"/>
           </w:rPr>
           <w:t>https://www.internethalloffame.org/inductee/raymond-tomlinson/</w:t>
         </w:r>
       </w:hyperlink>
-    </w:p>
-    <w:p>
-      <w:pPr>
-        <w:keepNext/>
-        <w:spacing w:before="240" w:after="120"/>
-      </w:pPr>
       <w:r>
         <w:rPr>
-          <w:rFonts w:ascii="Calibri" w:hAnsi="Calibri" w:eastAsia="Calibri"/>
-          <w:b/>
-          <w:i w:val="0"/>
-          <w:color w:val="004E8C"/>
-          <w:sz w:val="24"/>
+          <w:sz w:val="20"/>
         </w:rPr>
-        <w:t>D. Muzey, arxiv və kitabxana materialları</w:t>
       </w:r>
     </w:p>
     <w:p>
       <w:pPr>
-        <w:spacing w:after="80"/>
-        <w:ind w:left="360"/>
+        <w:pStyle w:val="Heading2"/>
+        <w:widowControl/>
       </w:pPr>
       <w:r>
         <w:rPr>
-          <w:rFonts w:ascii="Calibri" w:hAnsi="Calibri" w:eastAsia="Calibri"/>
-          <w:b w:val="0"/>
-          <w:i w:val="0"/>
-          <w:sz w:val="22"/>
+          <w:sz w:val="20"/>
         </w:rPr>
-        <w:t>1. Computer History Museum. Şəbəkə və elektron poçt tarixi üzrə materiallar.</w:t>
+        <w:t>D Muzey arxiv və kitabxana materialları</w:t>
       </w:r>
+    </w:p>
+    <w:p>
+      <w:pPr>
+        <w:widowControl/>
+      </w:pPr>
       <w:r>
         <w:rPr>
-          <w:rFonts w:ascii="Calibri" w:hAnsi="Calibri" w:eastAsia="Calibri"/>
-          <w:b w:val="0"/>
-          <w:i w:val="0"/>
-          <w:sz w:val="22"/>
+          <w:sz w:val="20"/>
         </w:rPr>
-        <w:t xml:space="preserve"> </w:t>
+        <w:t xml:space="preserve">1. Computer History Museum. Networking and email history resources. </w:t>
       </w:r>
       <w:hyperlink r:id="rId11">
         <w:r>
           <w:rPr>
-            <w:rFonts w:ascii="Calibri" w:hAnsi="Calibri" w:eastAsia="Calibri"/>
-            <w:b w:val="0"/>
-            <w:i w:val="0"/>
-            <w:sz w:val="22"/>
-            <w:color w:val="0563C1"/>
-            <w:u w:val="single"/>
+            <w:sz w:val="20"/>
           </w:rPr>
           <w:t>https://www.computerhistory.org/</w:t>
         </w:r>
       </w:hyperlink>
-    </w:p>
-    <w:p>
-      <w:pPr>
-        <w:keepNext/>
-        <w:spacing w:before="240" w:after="120"/>
-      </w:pPr>
       <w:r>
         <w:rPr>
-          <w:rFonts w:ascii="Calibri" w:hAnsi="Calibri" w:eastAsia="Calibri"/>
-          <w:b/>
-          <w:i w:val="0"/>
-          <w:color w:val="004E8C"/>
-          <w:sz w:val="24"/>
+          <w:sz w:val="20"/>
         </w:rPr>
-        <w:t>J. Mətbuat, populyar elmi və ümumi məlumat mənbələri</w:t>
       </w:r>
     </w:p>
     <w:p>
       <w:pPr>
-        <w:spacing w:after="80"/>
-        <w:ind w:left="360"/>
+        <w:pStyle w:val="Heading2"/>
+        <w:widowControl/>
       </w:pPr>
       <w:r>
         <w:rPr>
-          <w:rFonts w:ascii="Calibri" w:hAnsi="Calibri" w:eastAsia="Calibri"/>
-          <w:b w:val="0"/>
-          <w:i w:val="0"/>
-          <w:sz w:val="22"/>
+          <w:sz w:val="20"/>
         </w:rPr>
-        <w:t>1. Smithsonian Magazine. “The Surprising History of the Invention of Email” (“Elektron poçtun ixtirasının təəccüblü tarixi”).</w:t>
+        <w:t>J Mətbuat elmi kütləvi nəşrlər və ümumi mənbələr</w:t>
       </w:r>
+    </w:p>
+    <w:p>
+      <w:pPr>
+        <w:widowControl/>
+      </w:pPr>
       <w:r>
         <w:rPr>
-          <w:rFonts w:ascii="Calibri" w:hAnsi="Calibri" w:eastAsia="Calibri"/>
-          <w:b w:val="0"/>
-          <w:i w:val="0"/>
-          <w:sz w:val="22"/>
+          <w:sz w:val="20"/>
         </w:rPr>
-        <w:t xml:space="preserve"> </w:t>
+        <w:t xml:space="preserve">1. Smithsonian Magazine. 'The Surprising History of the Invention of Email.' </w:t>
       </w:r>
       <w:hyperlink r:id="rId12">
         <w:r>
           <w:rPr>
-            <w:rFonts w:ascii="Calibri" w:hAnsi="Calibri" w:eastAsia="Calibri"/>
-            <w:b w:val="0"/>
-            <w:i w:val="0"/>
-            <w:sz w:val="22"/>
-            <w:color w:val="0563C1"/>
-            <w:u w:val="single"/>
+            <w:sz w:val="20"/>
           </w:rPr>
           <w:t>https://www.smithsonianmag.com/innovation/how-email-was-invented-180974344/</w:t>
         </w:r>
       </w:hyperlink>
+      <w:r>
+        <w:rPr>
+          <w:sz w:val="20"/>
+        </w:rPr>
+      </w:r>
     </w:p>
     <w:sectPr>
-      <w:pgSz w:w="12240" w:h="15840"/>
-      <w:pgMar w:top="1296" w:right="1440" w:bottom="1296" w:left="1440" w:header="720" w:footer="720" w:gutter="0"/>
+      <w:footerReference w:type="default" r:id="rId13"/>
+      <w:pgSz w:w="11906" w:h="16838"/>
+      <w:pgMar w:top="1020" w:right="1134" w:bottom="1020" w:left="1134" w:header="720" w:footer="720" w:gutter="0"/>
       <w:cols w:space="720"/>
       <w:docGrid w:linePitch="360"/>
     </w:sectPr>
   </w:body>
 </w:document>
+</file>
+
+<file path=word/footer1.xml><?xml version="1.0" encoding="utf-8"?>
+<w:ftr xmlns:m="http://schemas.openxmlformats.org/officeDocument/2006/math" xmlns:mc="http://schemas.openxmlformats.org/markup-compatibility/2006" xmlns:mo="http://schemas.microsoft.com/office/mac/office/2008/main" xmlns:mv="urn:schemas-microsoft-com:mac:vml" xmlns:o="urn:schemas-microsoft-com:office:office" xmlns:r="http://schemas.openxmlformats.org/officeDocument/2006/relationships" xmlns:v="urn:schemas-microsoft-com:vml" xmlns:w10="urn:schemas-microsoft-com:office:word" xmlns:w14="http://schemas.microsoft.com/office/word/2010/wordml" xmlns:w="http://schemas.openxmlformats.org/wordprocessingml/2006/main" xmlns:wne="http://schemas.microsoft.com/office/word/2006/wordml" xmlns:wp14="http://schemas.microsoft.com/office/word/2010/wordprocessingDrawing" xmlns:wp="http://schemas.openxmlformats.org/drawingml/2006/wordprocessingDrawing" xmlns:wpc="http://schemas.microsoft.com/office/word/2010/wordprocessingCanvas" xmlns:wpg="http://schemas.microsoft.com/office/word/2010/wordprocessingGroup" xmlns:wpi="http://schemas.microsoft.com/office/word/2010/wordprocessingInk" xmlns:wps="http://schemas.microsoft.com/office/word/2010/wordprocessingShape" mc:Ignorable="w14 wp14">
+  <w:p>
+    <w:pPr>
+      <w:pStyle w:val="Footer"/>
+      <w:jc w:val="right"/>
+    </w:pPr>
+    <w:fldSimple w:instr="PAGE"/>
+  </w:p>
+</w:ftr>
 </file>
 
 <file path=word/numbering.xml><?xml version="1.0" encoding="utf-8"?>
@@ -788,7 +594,7 @@
   <w:docDefaults>
     <w:rPrDefault>
       <w:rPr>
-        <w:rFonts w:asciiTheme="minorHAnsi" w:eastAsiaTheme="minorEastAsia" w:hAnsiTheme="minorHAnsi" w:cstheme="minorBidi"/>
+        <w:rFonts/>
         <w:sz w:val="22"/>
         <w:szCs w:val="22"/>
         <w:lang w:val="en-US" w:eastAsia="en-US" w:bidi="ar-SA"/>
@@ -943,6 +749,15 @@
     <w:name w:val="Normal"/>
     <w:qFormat/>
     <w:rsid w:val="00FC693F"/>
+    <w:pPr>
+      <w:spacing w:after="120" w:line="259" w:lineRule="auto"/>
+    </w:pPr>
+    <w:rPr>
+      <w:rFonts w:ascii="Times New Roman" w:hAnsi="Times New Roman"/>
+      <w:color w:val="000000"/>
+      <w:sz w:val="24"/>
+      <w:lang w:val="az-Latn-AZ"/>
+    </w:rPr>
   </w:style>
   <w:style w:type="paragraph" w:styleId="Header">
     <w:name w:val="header"/>
@@ -999,16 +814,17 @@
     <w:pPr>
       <w:keepNext/>
       <w:keepLines/>
-      <w:spacing w:before="480" w:after="0"/>
+      <w:spacing w:before="480" w:after="120" w:line="259" w:lineRule="auto"/>
       <w:outlineLvl w:val="0"/>
     </w:pPr>
     <w:rPr>
-      <w:rFonts w:asciiTheme="majorHAnsi" w:eastAsiaTheme="majorEastAsia" w:hAnsiTheme="majorHAnsi" w:cstheme="majorBidi"/>
+      <w:rFonts w:ascii="Times New Roman" w:hAnsi="Times New Roman"/>
       <w:b/>
       <w:bCs/>
-      <w:color w:val="365F91" w:themeColor="accent1" w:themeShade="BF"/>
-      <w:sz w:val="28"/>
+      <w:color w:val="000000"/>
+      <w:sz w:val="26"/>
       <w:szCs w:val="28"/>
+      <w:lang w:val="az-Latn-AZ"/>
     </w:rPr>
   </w:style>
   <w:style w:type="paragraph" w:styleId="Heading2">
@@ -1023,16 +839,17 @@
     <w:pPr>
       <w:keepNext/>
       <w:keepLines/>
-      <w:spacing w:before="200" w:after="0"/>
+      <w:spacing w:before="200" w:after="120" w:line="259" w:lineRule="auto"/>
       <w:outlineLvl w:val="1"/>
     </w:pPr>
     <w:rPr>
-      <w:rFonts w:asciiTheme="majorHAnsi" w:eastAsiaTheme="majorEastAsia" w:hAnsiTheme="majorHAnsi" w:cstheme="majorBidi"/>
+      <w:rFonts w:ascii="Times New Roman" w:hAnsi="Times New Roman"/>
       <w:b/>
       <w:bCs/>
-      <w:color w:val="4F81BD" w:themeColor="accent1"/>
+      <w:color w:val="000000"/>
       <w:sz w:val="26"/>
       <w:szCs w:val="26"/>
+      <w:lang w:val="az-Latn-AZ"/>
     </w:rPr>
   </w:style>
   <w:style w:type="paragraph" w:styleId="Heading3">
@@ -1051,7 +868,7 @@
       <w:outlineLvl w:val="2"/>
     </w:pPr>
     <w:rPr>
-      <w:rFonts w:asciiTheme="majorHAnsi" w:eastAsiaTheme="majorEastAsia" w:hAnsiTheme="majorHAnsi" w:cstheme="majorBidi"/>
+      <w:rFonts/>
       <w:b/>
       <w:bCs/>
       <w:color w:val="4F81BD" w:themeColor="accent1"/>
@@ -1074,7 +891,7 @@
       <w:outlineLvl w:val="3"/>
     </w:pPr>
     <w:rPr>
-      <w:rFonts w:asciiTheme="majorHAnsi" w:eastAsiaTheme="majorEastAsia" w:hAnsiTheme="majorHAnsi" w:cstheme="majorBidi"/>
+      <w:rFonts/>
       <w:b/>
       <w:bCs/>
       <w:i/>
@@ -1099,7 +916,7 @@
       <w:outlineLvl w:val="4"/>
     </w:pPr>
     <w:rPr>
-      <w:rFonts w:asciiTheme="majorHAnsi" w:eastAsiaTheme="majorEastAsia" w:hAnsiTheme="majorHAnsi" w:cstheme="majorBidi"/>
+      <w:rFonts/>
       <w:color w:val="243F60" w:themeColor="accent1" w:themeShade="7F"/>
     </w:rPr>
   </w:style>
@@ -1120,7 +937,7 @@
       <w:outlineLvl w:val="5"/>
     </w:pPr>
     <w:rPr>
-      <w:rFonts w:asciiTheme="majorHAnsi" w:eastAsiaTheme="majorEastAsia" w:hAnsiTheme="majorHAnsi" w:cstheme="majorBidi"/>
+      <w:rFonts/>
       <w:i/>
       <w:iCs/>
       <w:color w:val="243F60" w:themeColor="accent1" w:themeShade="7F"/>
@@ -1143,7 +960,7 @@
       <w:outlineLvl w:val="6"/>
     </w:pPr>
     <w:rPr>
-      <w:rFonts w:asciiTheme="majorHAnsi" w:eastAsiaTheme="majorEastAsia" w:hAnsiTheme="majorHAnsi" w:cstheme="majorBidi"/>
+      <w:rFonts/>
       <w:i/>
       <w:iCs/>
       <w:color w:val="404040" w:themeColor="text1" w:themeTint="BF"/>
@@ -1166,7 +983,7 @@
       <w:outlineLvl w:val="7"/>
     </w:pPr>
     <w:rPr>
-      <w:rFonts w:asciiTheme="majorHAnsi" w:eastAsiaTheme="majorEastAsia" w:hAnsiTheme="majorHAnsi" w:cstheme="majorBidi"/>
+      <w:rFonts/>
       <w:color w:val="4F81BD" w:themeColor="accent1"/>
       <w:sz w:val="20"/>
       <w:szCs w:val="20"/>
@@ -1189,7 +1006,7 @@
       <w:outlineLvl w:val="8"/>
     </w:pPr>
     <w:rPr>
-      <w:rFonts w:asciiTheme="majorHAnsi" w:eastAsiaTheme="majorEastAsia" w:hAnsiTheme="majorHAnsi" w:cstheme="majorBidi"/>
+      <w:rFonts/>
       <w:i/>
       <w:iCs/>
       <w:color w:val="404040" w:themeColor="text1" w:themeTint="BF"/>
@@ -1240,7 +1057,7 @@
     <w:uiPriority w:val="9"/>
     <w:rsid w:val="00FC693F"/>
     <w:rPr>
-      <w:rFonts w:asciiTheme="majorHAnsi" w:eastAsiaTheme="majorEastAsia" w:hAnsiTheme="majorHAnsi" w:cstheme="majorBidi"/>
+      <w:rFonts/>
       <w:b/>
       <w:bCs/>
       <w:color w:val="365F91" w:themeColor="accent1" w:themeShade="BF"/>
@@ -1255,7 +1072,7 @@
     <w:uiPriority w:val="9"/>
     <w:rsid w:val="00FC693F"/>
     <w:rPr>
-      <w:rFonts w:asciiTheme="majorHAnsi" w:eastAsiaTheme="majorEastAsia" w:hAnsiTheme="majorHAnsi" w:cstheme="majorBidi"/>
+      <w:rFonts/>
       <w:b/>
       <w:bCs/>
       <w:color w:val="4F81BD" w:themeColor="accent1"/>
@@ -1270,7 +1087,7 @@
     <w:uiPriority w:val="9"/>
     <w:rsid w:val="00FC693F"/>
     <w:rPr>
-      <w:rFonts w:asciiTheme="majorHAnsi" w:eastAsiaTheme="majorEastAsia" w:hAnsiTheme="majorHAnsi" w:cstheme="majorBidi"/>
+      <w:rFonts/>
       <w:b/>
       <w:bCs/>
       <w:color w:val="4F81BD" w:themeColor="accent1"/>
@@ -1285,19 +1102,17 @@
     <w:qFormat/>
     <w:rsid w:val="00FC693F"/>
     <w:pPr>
-      <w:pBdr>
-        <w:bottom w:val="single" w:sz="8" w:space="4" w:color="4F81BD" w:themeColor="accent1"/>
-      </w:pBdr>
-      <w:spacing w:after="300" w:line="240" w:lineRule="auto"/>
+      <w:spacing w:after="120" w:line="259" w:lineRule="auto"/>
       <w:contextualSpacing/>
     </w:pPr>
     <w:rPr>
-      <w:rFonts w:asciiTheme="majorHAnsi" w:eastAsiaTheme="majorEastAsia" w:hAnsiTheme="majorHAnsi" w:cstheme="majorBidi"/>
-      <w:color w:val="17365D" w:themeColor="text2" w:themeShade="BF"/>
+      <w:rFonts w:ascii="Times New Roman" w:hAnsi="Times New Roman"/>
+      <w:color w:val="000000"/>
       <w:spacing w:val="5"/>
       <w:kern w:val="28"/>
-      <w:sz w:val="52"/>
+      <w:sz w:val="40"/>
       <w:szCs w:val="52"/>
+      <w:lang w:val="az-Latn-AZ"/>
     </w:rPr>
   </w:style>
   <w:style w:type="character" w:customStyle="1" w:styleId="TitleChar">
@@ -1307,7 +1122,7 @@
     <w:uiPriority w:val="10"/>
     <w:rsid w:val="00FC693F"/>
     <w:rPr>
-      <w:rFonts w:asciiTheme="majorHAnsi" w:eastAsiaTheme="majorEastAsia" w:hAnsiTheme="majorHAnsi" w:cstheme="majorBidi"/>
+      <w:rFonts/>
       <w:color w:val="17365D" w:themeColor="text2" w:themeShade="BF"/>
       <w:spacing w:val="5"/>
       <w:kern w:val="28"/>
@@ -1329,7 +1144,7 @@
       </w:numPr>
     </w:pPr>
     <w:rPr>
-      <w:rFonts w:asciiTheme="majorHAnsi" w:eastAsiaTheme="majorEastAsia" w:hAnsiTheme="majorHAnsi" w:cstheme="majorBidi"/>
+      <w:rFonts/>
       <w:i/>
       <w:iCs/>
       <w:color w:val="4F81BD" w:themeColor="accent1"/>
@@ -1345,7 +1160,7 @@
     <w:uiPriority w:val="11"/>
     <w:rsid w:val="00FC693F"/>
     <w:rPr>
-      <w:rFonts w:asciiTheme="majorHAnsi" w:eastAsiaTheme="majorEastAsia" w:hAnsiTheme="majorHAnsi" w:cstheme="majorBidi"/>
+      <w:rFonts/>
       <w:i/>
       <w:iCs/>
       <w:color w:val="4F81BD" w:themeColor="accent1"/>
@@ -1470,8 +1285,15 @@
       <w:numPr>
         <w:numId w:val="1"/>
       </w:numPr>
+      <w:spacing w:after="120" w:line="259" w:lineRule="auto"/>
       <w:contextualSpacing/>
     </w:pPr>
+    <w:rPr>
+      <w:rFonts w:ascii="Times New Roman" w:hAnsi="Times New Roman"/>
+      <w:color w:val="000000"/>
+      <w:sz w:val="24"/>
+      <w:lang w:val="az-Latn-AZ"/>
+    </w:rPr>
   </w:style>
   <w:style w:type="paragraph" w:styleId="ListBullet2">
     <w:name w:val="List Bullet 2"/>
@@ -1643,7 +1465,7 @@
     <w:semiHidden/>
     <w:rsid w:val="00FC693F"/>
     <w:rPr>
-      <w:rFonts w:asciiTheme="majorHAnsi" w:eastAsiaTheme="majorEastAsia" w:hAnsiTheme="majorHAnsi" w:cstheme="majorBidi"/>
+      <w:rFonts/>
       <w:b/>
       <w:bCs/>
       <w:i/>
@@ -1659,7 +1481,7 @@
     <w:semiHidden/>
     <w:rsid w:val="00FC693F"/>
     <w:rPr>
-      <w:rFonts w:asciiTheme="majorHAnsi" w:eastAsiaTheme="majorEastAsia" w:hAnsiTheme="majorHAnsi" w:cstheme="majorBidi"/>
+      <w:rFonts/>
       <w:color w:val="243F60" w:themeColor="accent1" w:themeShade="7F"/>
     </w:rPr>
   </w:style>
@@ -1671,7 +1493,7 @@
     <w:semiHidden/>
     <w:rsid w:val="00FC693F"/>
     <w:rPr>
-      <w:rFonts w:asciiTheme="majorHAnsi" w:eastAsiaTheme="majorEastAsia" w:hAnsiTheme="majorHAnsi" w:cstheme="majorBidi"/>
+      <w:rFonts/>
       <w:i/>
       <w:iCs/>
       <w:color w:val="243F60" w:themeColor="accent1" w:themeShade="7F"/>
@@ -1685,7 +1507,7 @@
     <w:semiHidden/>
     <w:rsid w:val="00FC693F"/>
     <w:rPr>
-      <w:rFonts w:asciiTheme="majorHAnsi" w:eastAsiaTheme="majorEastAsia" w:hAnsiTheme="majorHAnsi" w:cstheme="majorBidi"/>
+      <w:rFonts/>
       <w:i/>
       <w:iCs/>
       <w:color w:val="404040" w:themeColor="text1" w:themeTint="BF"/>
@@ -1699,7 +1521,7 @@
     <w:semiHidden/>
     <w:rsid w:val="00FC693F"/>
     <w:rPr>
-      <w:rFonts w:asciiTheme="majorHAnsi" w:eastAsiaTheme="majorEastAsia" w:hAnsiTheme="majorHAnsi" w:cstheme="majorBidi"/>
+      <w:rFonts/>
       <w:color w:val="4F81BD" w:themeColor="accent1"/>
       <w:sz w:val="20"/>
       <w:szCs w:val="20"/>
@@ -1713,7 +1535,7 @@
     <w:semiHidden/>
     <w:rsid w:val="00FC693F"/>
     <w:rPr>
-      <w:rFonts w:asciiTheme="majorHAnsi" w:eastAsiaTheme="majorEastAsia" w:hAnsiTheme="majorHAnsi" w:cstheme="majorBidi"/>
+      <w:rFonts/>
       <w:i/>
       <w:iCs/>
       <w:color w:val="404040" w:themeColor="text1" w:themeTint="BF"/>
@@ -1772,9 +1594,6 @@
     <w:qFormat/>
     <w:rsid w:val="00FC693F"/>
     <w:pPr>
-      <w:pBdr>
-        <w:bottom w:val="single" w:sz="4" w:space="4" w:color="4F81BD" w:themeColor="accent1"/>
-      </w:pBdr>
       <w:spacing w:before="200" w:after="280"/>
       <w:ind w:left="936" w:right="936"/>
     </w:pPr>
@@ -3302,7 +3121,7 @@
         <w:spacing w:before="0" w:after="0" w:line="240" w:lineRule="auto"/>
       </w:pPr>
       <w:rPr>
-        <w:rFonts w:asciiTheme="majorHAnsi" w:eastAsiaTheme="majorEastAsia" w:hAnsiTheme="majorHAnsi" w:cstheme="majorBidi"/>
+        <w:rFonts/>
         <w:b/>
         <w:bCs/>
       </w:rPr>
@@ -3323,7 +3142,7 @@
         <w:spacing w:before="0" w:after="0" w:line="240" w:lineRule="auto"/>
       </w:pPr>
       <w:rPr>
-        <w:rFonts w:asciiTheme="majorHAnsi" w:eastAsiaTheme="majorEastAsia" w:hAnsiTheme="majorHAnsi" w:cstheme="majorBidi"/>
+        <w:rFonts/>
         <w:b/>
         <w:bCs/>
       </w:rPr>
@@ -3341,14 +3160,14 @@
     </w:tblStylePr>
     <w:tblStylePr w:type="firstCol">
       <w:rPr>
-        <w:rFonts w:asciiTheme="majorHAnsi" w:eastAsiaTheme="majorEastAsia" w:hAnsiTheme="majorHAnsi" w:cstheme="majorBidi"/>
+        <w:rFonts/>
         <w:b/>
         <w:bCs/>
       </w:rPr>
     </w:tblStylePr>
     <w:tblStylePr w:type="lastCol">
       <w:rPr>
-        <w:rFonts w:asciiTheme="majorHAnsi" w:eastAsiaTheme="majorEastAsia" w:hAnsiTheme="majorHAnsi" w:cstheme="majorBidi"/>
+        <w:rFonts/>
         <w:b/>
         <w:bCs/>
       </w:rPr>
@@ -3432,7 +3251,7 @@
         <w:spacing w:before="0" w:after="0" w:line="240" w:lineRule="auto"/>
       </w:pPr>
       <w:rPr>
-        <w:rFonts w:asciiTheme="majorHAnsi" w:eastAsiaTheme="majorEastAsia" w:hAnsiTheme="majorHAnsi" w:cstheme="majorBidi"/>
+        <w:rFonts/>
         <w:b/>
         <w:bCs/>
       </w:rPr>
@@ -3453,7 +3272,7 @@
         <w:spacing w:before="0" w:after="0" w:line="240" w:lineRule="auto"/>
       </w:pPr>
       <w:rPr>
-        <w:rFonts w:asciiTheme="majorHAnsi" w:eastAsiaTheme="majorEastAsia" w:hAnsiTheme="majorHAnsi" w:cstheme="majorBidi"/>
+        <w:rFonts/>
         <w:b/>
         <w:bCs/>
       </w:rPr>
@@ -3471,14 +3290,14 @@
     </w:tblStylePr>
     <w:tblStylePr w:type="firstCol">
       <w:rPr>
-        <w:rFonts w:asciiTheme="majorHAnsi" w:eastAsiaTheme="majorEastAsia" w:hAnsiTheme="majorHAnsi" w:cstheme="majorBidi"/>
+        <w:rFonts/>
         <w:b/>
         <w:bCs/>
       </w:rPr>
     </w:tblStylePr>
     <w:tblStylePr w:type="lastCol">
       <w:rPr>
-        <w:rFonts w:asciiTheme="majorHAnsi" w:eastAsiaTheme="majorEastAsia" w:hAnsiTheme="majorHAnsi" w:cstheme="majorBidi"/>
+        <w:rFonts/>
         <w:b/>
         <w:bCs/>
       </w:rPr>
@@ -3562,7 +3381,7 @@
         <w:spacing w:before="0" w:after="0" w:line="240" w:lineRule="auto"/>
       </w:pPr>
       <w:rPr>
-        <w:rFonts w:asciiTheme="majorHAnsi" w:eastAsiaTheme="majorEastAsia" w:hAnsiTheme="majorHAnsi" w:cstheme="majorBidi"/>
+        <w:rFonts/>
         <w:b/>
         <w:bCs/>
       </w:rPr>
@@ -3583,7 +3402,7 @@
         <w:spacing w:before="0" w:after="0" w:line="240" w:lineRule="auto"/>
       </w:pPr>
       <w:rPr>
-        <w:rFonts w:asciiTheme="majorHAnsi" w:eastAsiaTheme="majorEastAsia" w:hAnsiTheme="majorHAnsi" w:cstheme="majorBidi"/>
+        <w:rFonts/>
         <w:b/>
         <w:bCs/>
       </w:rPr>
@@ -3601,14 +3420,14 @@
     </w:tblStylePr>
     <w:tblStylePr w:type="firstCol">
       <w:rPr>
-        <w:rFonts w:asciiTheme="majorHAnsi" w:eastAsiaTheme="majorEastAsia" w:hAnsiTheme="majorHAnsi" w:cstheme="majorBidi"/>
+        <w:rFonts/>
         <w:b/>
         <w:bCs/>
       </w:rPr>
     </w:tblStylePr>
     <w:tblStylePr w:type="lastCol">
       <w:rPr>
-        <w:rFonts w:asciiTheme="majorHAnsi" w:eastAsiaTheme="majorEastAsia" w:hAnsiTheme="majorHAnsi" w:cstheme="majorBidi"/>
+        <w:rFonts/>
         <w:b/>
         <w:bCs/>
       </w:rPr>
@@ -3692,7 +3511,7 @@
         <w:spacing w:before="0" w:after="0" w:line="240" w:lineRule="auto"/>
       </w:pPr>
       <w:rPr>
-        <w:rFonts w:asciiTheme="majorHAnsi" w:eastAsiaTheme="majorEastAsia" w:hAnsiTheme="majorHAnsi" w:cstheme="majorBidi"/>
+        <w:rFonts/>
         <w:b/>
         <w:bCs/>
       </w:rPr>
@@ -3713,7 +3532,7 @@
         <w:spacing w:before="0" w:after="0" w:line="240" w:lineRule="auto"/>
       </w:pPr>
       <w:rPr>
-        <w:rFonts w:asciiTheme="majorHAnsi" w:eastAsiaTheme="majorEastAsia" w:hAnsiTheme="majorHAnsi" w:cstheme="majorBidi"/>
+        <w:rFonts/>
         <w:b/>
         <w:bCs/>
       </w:rPr>
@@ -3731,14 +3550,14 @@
     </w:tblStylePr>
     <w:tblStylePr w:type="firstCol">
       <w:rPr>
-        <w:rFonts w:asciiTheme="majorHAnsi" w:eastAsiaTheme="majorEastAsia" w:hAnsiTheme="majorHAnsi" w:cstheme="majorBidi"/>
+        <w:rFonts/>
         <w:b/>
         <w:bCs/>
       </w:rPr>
     </w:tblStylePr>
     <w:tblStylePr w:type="lastCol">
       <w:rPr>
-        <w:rFonts w:asciiTheme="majorHAnsi" w:eastAsiaTheme="majorEastAsia" w:hAnsiTheme="majorHAnsi" w:cstheme="majorBidi"/>
+        <w:rFonts/>
         <w:b/>
         <w:bCs/>
       </w:rPr>
@@ -3822,7 +3641,7 @@
         <w:spacing w:before="0" w:after="0" w:line="240" w:lineRule="auto"/>
       </w:pPr>
       <w:rPr>
-        <w:rFonts w:asciiTheme="majorHAnsi" w:eastAsiaTheme="majorEastAsia" w:hAnsiTheme="majorHAnsi" w:cstheme="majorBidi"/>
+        <w:rFonts/>
         <w:b/>
         <w:bCs/>
       </w:rPr>
@@ -3843,7 +3662,7 @@
         <w:spacing w:before="0" w:after="0" w:line="240" w:lineRule="auto"/>
       </w:pPr>
       <w:rPr>
-        <w:rFonts w:asciiTheme="majorHAnsi" w:eastAsiaTheme="majorEastAsia" w:hAnsiTheme="majorHAnsi" w:cstheme="majorBidi"/>
+        <w:rFonts/>
         <w:b/>
         <w:bCs/>
       </w:rPr>
@@ -3861,14 +3680,14 @@
     </w:tblStylePr>
     <w:tblStylePr w:type="firstCol">
       <w:rPr>
-        <w:rFonts w:asciiTheme="majorHAnsi" w:eastAsiaTheme="majorEastAsia" w:hAnsiTheme="majorHAnsi" w:cstheme="majorBidi"/>
+        <w:rFonts/>
         <w:b/>
         <w:bCs/>
       </w:rPr>
     </w:tblStylePr>
     <w:tblStylePr w:type="lastCol">
       <w:rPr>
-        <w:rFonts w:asciiTheme="majorHAnsi" w:eastAsiaTheme="majorEastAsia" w:hAnsiTheme="majorHAnsi" w:cstheme="majorBidi"/>
+        <w:rFonts/>
         <w:b/>
         <w:bCs/>
       </w:rPr>
@@ -3952,7 +3771,7 @@
         <w:spacing w:before="0" w:after="0" w:line="240" w:lineRule="auto"/>
       </w:pPr>
       <w:rPr>
-        <w:rFonts w:asciiTheme="majorHAnsi" w:eastAsiaTheme="majorEastAsia" w:hAnsiTheme="majorHAnsi" w:cstheme="majorBidi"/>
+        <w:rFonts/>
         <w:b/>
         <w:bCs/>
       </w:rPr>
@@ -3973,7 +3792,7 @@
         <w:spacing w:before="0" w:after="0" w:line="240" w:lineRule="auto"/>
       </w:pPr>
       <w:rPr>
-        <w:rFonts w:asciiTheme="majorHAnsi" w:eastAsiaTheme="majorEastAsia" w:hAnsiTheme="majorHAnsi" w:cstheme="majorBidi"/>
+        <w:rFonts/>
         <w:b/>
         <w:bCs/>
       </w:rPr>
@@ -3991,14 +3810,14 @@
     </w:tblStylePr>
     <w:tblStylePr w:type="firstCol">
       <w:rPr>
-        <w:rFonts w:asciiTheme="majorHAnsi" w:eastAsiaTheme="majorEastAsia" w:hAnsiTheme="majorHAnsi" w:cstheme="majorBidi"/>
+        <w:rFonts/>
         <w:b/>
         <w:bCs/>
       </w:rPr>
     </w:tblStylePr>
     <w:tblStylePr w:type="lastCol">
       <w:rPr>
-        <w:rFonts w:asciiTheme="majorHAnsi" w:eastAsiaTheme="majorEastAsia" w:hAnsiTheme="majorHAnsi" w:cstheme="majorBidi"/>
+        <w:rFonts/>
         <w:b/>
         <w:bCs/>
       </w:rPr>
@@ -4082,7 +3901,7 @@
         <w:spacing w:before="0" w:after="0" w:line="240" w:lineRule="auto"/>
       </w:pPr>
       <w:rPr>
-        <w:rFonts w:asciiTheme="majorHAnsi" w:eastAsiaTheme="majorEastAsia" w:hAnsiTheme="majorHAnsi" w:cstheme="majorBidi"/>
+        <w:rFonts/>
         <w:b/>
         <w:bCs/>
       </w:rPr>
@@ -4103,7 +3922,7 @@
         <w:spacing w:before="0" w:after="0" w:line="240" w:lineRule="auto"/>
       </w:pPr>
       <w:rPr>
-        <w:rFonts w:asciiTheme="majorHAnsi" w:eastAsiaTheme="majorEastAsia" w:hAnsiTheme="majorHAnsi" w:cstheme="majorBidi"/>
+        <w:rFonts/>
         <w:b/>
         <w:bCs/>
       </w:rPr>
@@ -4121,14 +3940,14 @@
     </w:tblStylePr>
     <w:tblStylePr w:type="firstCol">
       <w:rPr>
-        <w:rFonts w:asciiTheme="majorHAnsi" w:eastAsiaTheme="majorEastAsia" w:hAnsiTheme="majorHAnsi" w:cstheme="majorBidi"/>
+        <w:rFonts/>
         <w:b/>
         <w:bCs/>
       </w:rPr>
     </w:tblStylePr>
     <w:tblStylePr w:type="lastCol">
       <w:rPr>
-        <w:rFonts w:asciiTheme="majorHAnsi" w:eastAsiaTheme="majorEastAsia" w:hAnsiTheme="majorHAnsi" w:cstheme="majorBidi"/>
+        <w:rFonts/>
         <w:b/>
         <w:bCs/>
       </w:rPr>
@@ -5993,7 +5812,7 @@
     </w:tblPr>
     <w:tblStylePr w:type="firstRow">
       <w:rPr>
-        <w:rFonts w:asciiTheme="majorHAnsi" w:eastAsiaTheme="majorEastAsia" w:hAnsiTheme="majorHAnsi" w:cstheme="majorBidi"/>
+        <w:rFonts/>
       </w:rPr>
       <w:tblPr/>
       <w:tcPr>
@@ -6077,7 +5896,7 @@
     </w:tblPr>
     <w:tblStylePr w:type="firstRow">
       <w:rPr>
-        <w:rFonts w:asciiTheme="majorHAnsi" w:eastAsiaTheme="majorEastAsia" w:hAnsiTheme="majorHAnsi" w:cstheme="majorBidi"/>
+        <w:rFonts/>
       </w:rPr>
       <w:tblPr/>
       <w:tcPr>
@@ -6161,7 +5980,7 @@
     </w:tblPr>
     <w:tblStylePr w:type="firstRow">
       <w:rPr>
-        <w:rFonts w:asciiTheme="majorHAnsi" w:eastAsiaTheme="majorEastAsia" w:hAnsiTheme="majorHAnsi" w:cstheme="majorBidi"/>
+        <w:rFonts/>
       </w:rPr>
       <w:tblPr/>
       <w:tcPr>
@@ -6245,7 +6064,7 @@
     </w:tblPr>
     <w:tblStylePr w:type="firstRow">
       <w:rPr>
-        <w:rFonts w:asciiTheme="majorHAnsi" w:eastAsiaTheme="majorEastAsia" w:hAnsiTheme="majorHAnsi" w:cstheme="majorBidi"/>
+        <w:rFonts/>
       </w:rPr>
       <w:tblPr/>
       <w:tcPr>
@@ -6329,7 +6148,7 @@
     </w:tblPr>
     <w:tblStylePr w:type="firstRow">
       <w:rPr>
-        <w:rFonts w:asciiTheme="majorHAnsi" w:eastAsiaTheme="majorEastAsia" w:hAnsiTheme="majorHAnsi" w:cstheme="majorBidi"/>
+        <w:rFonts/>
       </w:rPr>
       <w:tblPr/>
       <w:tcPr>
@@ -6413,7 +6232,7 @@
     </w:tblPr>
     <w:tblStylePr w:type="firstRow">
       <w:rPr>
-        <w:rFonts w:asciiTheme="majorHAnsi" w:eastAsiaTheme="majorEastAsia" w:hAnsiTheme="majorHAnsi" w:cstheme="majorBidi"/>
+        <w:rFonts/>
       </w:rPr>
       <w:tblPr/>
       <w:tcPr>
@@ -6497,7 +6316,7 @@
     </w:tblPr>
     <w:tblStylePr w:type="firstRow">
       <w:rPr>
-        <w:rFonts w:asciiTheme="majorHAnsi" w:eastAsiaTheme="majorEastAsia" w:hAnsiTheme="majorHAnsi" w:cstheme="majorBidi"/>
+        <w:rFonts/>
       </w:rPr>
       <w:tblPr/>
       <w:tcPr>
@@ -6562,7 +6381,7 @@
       <w:spacing w:after="0" w:line="240" w:lineRule="auto"/>
     </w:pPr>
     <w:rPr>
-      <w:rFonts w:asciiTheme="majorHAnsi" w:eastAsiaTheme="majorEastAsia" w:hAnsiTheme="majorHAnsi" w:cstheme="majorBidi"/>
+      <w:rFonts/>
       <w:color w:val="000000" w:themeColor="text1"/>
     </w:rPr>
     <w:tblPr>
@@ -6690,7 +6509,7 @@
       <w:spacing w:after="0" w:line="240" w:lineRule="auto"/>
     </w:pPr>
     <w:rPr>
-      <w:rFonts w:asciiTheme="majorHAnsi" w:eastAsiaTheme="majorEastAsia" w:hAnsiTheme="majorHAnsi" w:cstheme="majorBidi"/>
+      <w:rFonts/>
       <w:color w:val="000000" w:themeColor="text1"/>
     </w:rPr>
     <w:tblPr>
@@ -6818,7 +6637,7 @@
       <w:spacing w:after="0" w:line="240" w:lineRule="auto"/>
     </w:pPr>
     <w:rPr>
-      <w:rFonts w:asciiTheme="majorHAnsi" w:eastAsiaTheme="majorEastAsia" w:hAnsiTheme="majorHAnsi" w:cstheme="majorBidi"/>
+      <w:rFonts/>
       <w:color w:val="000000" w:themeColor="text1"/>
     </w:rPr>
     <w:tblPr>
@@ -6946,7 +6765,7 @@
       <w:spacing w:after="0" w:line="240" w:lineRule="auto"/>
     </w:pPr>
     <w:rPr>
-      <w:rFonts w:asciiTheme="majorHAnsi" w:eastAsiaTheme="majorEastAsia" w:hAnsiTheme="majorHAnsi" w:cstheme="majorBidi"/>
+      <w:rFonts/>
       <w:color w:val="000000" w:themeColor="text1"/>
     </w:rPr>
     <w:tblPr>
@@ -7074,7 +6893,7 @@
       <w:spacing w:after="0" w:line="240" w:lineRule="auto"/>
     </w:pPr>
     <w:rPr>
-      <w:rFonts w:asciiTheme="majorHAnsi" w:eastAsiaTheme="majorEastAsia" w:hAnsiTheme="majorHAnsi" w:cstheme="majorBidi"/>
+      <w:rFonts/>
       <w:color w:val="000000" w:themeColor="text1"/>
     </w:rPr>
     <w:tblPr>
@@ -7202,7 +7021,7 @@
       <w:spacing w:after="0" w:line="240" w:lineRule="auto"/>
     </w:pPr>
     <w:rPr>
-      <w:rFonts w:asciiTheme="majorHAnsi" w:eastAsiaTheme="majorEastAsia" w:hAnsiTheme="majorHAnsi" w:cstheme="majorBidi"/>
+      <w:rFonts/>
       <w:color w:val="000000" w:themeColor="text1"/>
     </w:rPr>
     <w:tblPr>
@@ -7330,7 +7149,7 @@
       <w:spacing w:after="0" w:line="240" w:lineRule="auto"/>
     </w:pPr>
     <w:rPr>
-      <w:rFonts w:asciiTheme="majorHAnsi" w:eastAsiaTheme="majorEastAsia" w:hAnsiTheme="majorHAnsi" w:cstheme="majorBidi"/>
+      <w:rFonts/>
       <w:color w:val="000000" w:themeColor="text1"/>
     </w:rPr>
     <w:tblPr>
@@ -7969,7 +7788,7 @@
       <w:spacing w:after="0" w:line="240" w:lineRule="auto"/>
     </w:pPr>
     <w:rPr>
-      <w:rFonts w:asciiTheme="majorHAnsi" w:eastAsiaTheme="majorEastAsia" w:hAnsiTheme="majorHAnsi" w:cstheme="majorBidi"/>
+      <w:rFonts/>
       <w:color w:val="000000" w:themeColor="text1"/>
     </w:rPr>
     <w:tblPr>
@@ -8094,7 +7913,7 @@
       <w:spacing w:after="0" w:line="240" w:lineRule="auto"/>
     </w:pPr>
     <w:rPr>
-      <w:rFonts w:asciiTheme="majorHAnsi" w:eastAsiaTheme="majorEastAsia" w:hAnsiTheme="majorHAnsi" w:cstheme="majorBidi"/>
+      <w:rFonts/>
       <w:color w:val="000000" w:themeColor="text1"/>
     </w:rPr>
     <w:tblPr>
@@ -8219,7 +8038,7 @@
       <w:spacing w:after="0" w:line="240" w:lineRule="auto"/>
     </w:pPr>
     <w:rPr>
-      <w:rFonts w:asciiTheme="majorHAnsi" w:eastAsiaTheme="majorEastAsia" w:hAnsiTheme="majorHAnsi" w:cstheme="majorBidi"/>
+      <w:rFonts/>
       <w:color w:val="000000" w:themeColor="text1"/>
     </w:rPr>
     <w:tblPr>
@@ -8344,7 +8163,7 @@
       <w:spacing w:after="0" w:line="240" w:lineRule="auto"/>
     </w:pPr>
     <w:rPr>
-      <w:rFonts w:asciiTheme="majorHAnsi" w:eastAsiaTheme="majorEastAsia" w:hAnsiTheme="majorHAnsi" w:cstheme="majorBidi"/>
+      <w:rFonts/>
       <w:color w:val="000000" w:themeColor="text1"/>
     </w:rPr>
     <w:tblPr>
@@ -8469,7 +8288,7 @@
       <w:spacing w:after="0" w:line="240" w:lineRule="auto"/>
     </w:pPr>
     <w:rPr>
-      <w:rFonts w:asciiTheme="majorHAnsi" w:eastAsiaTheme="majorEastAsia" w:hAnsiTheme="majorHAnsi" w:cstheme="majorBidi"/>
+      <w:rFonts/>
       <w:color w:val="000000" w:themeColor="text1"/>
     </w:rPr>
     <w:tblPr>
@@ -8594,7 +8413,7 @@
       <w:spacing w:after="0" w:line="240" w:lineRule="auto"/>
     </w:pPr>
     <w:rPr>
-      <w:rFonts w:asciiTheme="majorHAnsi" w:eastAsiaTheme="majorEastAsia" w:hAnsiTheme="majorHAnsi" w:cstheme="majorBidi"/>
+      <w:rFonts/>
       <w:color w:val="000000" w:themeColor="text1"/>
     </w:rPr>
     <w:tblPr>
@@ -8719,7 +8538,7 @@
       <w:spacing w:after="0" w:line="240" w:lineRule="auto"/>
     </w:pPr>
     <w:rPr>
-      <w:rFonts w:asciiTheme="majorHAnsi" w:eastAsiaTheme="majorEastAsia" w:hAnsiTheme="majorHAnsi" w:cstheme="majorBidi"/>
+      <w:rFonts/>
       <w:color w:val="000000" w:themeColor="text1"/>
     </w:rPr>
     <w:tblPr>

--- a/az/discovery-articles/6.22 Elektron poçt.docx
+++ b/az/discovery-articles/6.22 Elektron poçt.docx
@@ -120,7 +120,7 @@
         <w:widowControl/>
       </w:pPr>
       <w:r>
-        <w:t>Kim kəşf edib və ya yaradıb</w:t>
+        <w:t xml:space="preserve">Kim yaradıb</w:t>
       </w:r>
     </w:p>
     <w:p>
@@ -128,7 +128,7 @@
         <w:widowControl/>
       </w:pPr>
       <w:r>
-        <w:t>Şəbəkələrdən əvvəl də bir neçə istifadəçinin vaxtını bölüşdüyü eyni kompüterdə yerli mesajlaşma vardı. Rey Tomlinson ARPANET kompüterləri arasında poçt əlaqəsi yaratdı və istifadəçi@kompüter ünvan formasını yaydı. Çoxsaylı mühəndislər poçt proqramları, serverlər və sistemlərin birgə işləməsini təmin edən RFC sənədləri hazırladılar. RFC ingiliscə «Request for Comments» — müzakirə və rəylər üçün təqdim olunan texniki sənəd deməkdir. Tomlinson bu tarixdə rəmzi addır, amma poçt qutusu ortaq standartların məhsuludur.</w:t>
+        <w:t xml:space="preserve">Şəbəkələrdən əvvəl də bir neçə istifadəçinin vaxtını bölüşdüyü eyni kompüterdə yerli mesajlaşma vardı. Rey Tomlinson ARPANET kompüterləri arasında poçt əlaqəsi yaratdı və istifadəçi@kompüter ünvan formasını yaydı. Çoxsaylı mühəndislər poçt proqramları, serverlər və sistemlərin birgə işləməsini təmin edən RFC sənədləri hazırladılar. RFC müzakirə və rəylər üçün təqdim olunan texniki sənəddir. Tomlinson bu tarixdə rəmzi addır, amma poçt qutusu ortaq standartların məhsuludur.</w:t>
       </w:r>
     </w:p>
     <w:p>
@@ -217,7 +217,7 @@
         <w:rPr>
           <w:sz w:val="20"/>
         </w:rPr>
-        <w:t>A Kitablar və əsas elmi əsərlər</w:t>
+        <w:t>Kitablar və əsas elmi əsərlər</w:t>
       </w:r>
     </w:p>
     <w:p>
@@ -240,7 +240,7 @@
         <w:rPr>
           <w:sz w:val="20"/>
         </w:rPr>
-        <w:t>C Qurumların materialları və ensiklopedik mənbələr</w:t>
+        <w:t>Qurumların materialları və ensiklopedik mənbələr</w:t>
       </w:r>
     </w:p>
     <w:p>
@@ -300,7 +300,7 @@
         <w:rPr>
           <w:sz w:val="20"/>
         </w:rPr>
-        <w:t>D Muzey arxiv və kitabxana materialları</w:t>
+        <w:t>Muzey arxiv və kitabxana materialları</w:t>
       </w:r>
     </w:p>
     <w:p>
@@ -336,7 +336,7 @@
         <w:rPr>
           <w:sz w:val="20"/>
         </w:rPr>
-        <w:t>J Mətbuat elmi kütləvi nəşrlər və ümumi mənbələr</w:t>
+        <w:t>Mətbuat elmi kütləvi nəşrlər və ümumi mənbələr</w:t>
       </w:r>
     </w:p>
     <w:p>
